--- a/content-src/docx/R TLS 2007 02 09 Nick Cohen.docx
+++ b/content-src/docx/R TLS 2007 02 09 Nick Cohen.docx
@@ -32,13 +32,7 @@
         <w:br/>
       </w:r>
       <w:r>
-        <w:t xml:space="preserve">405pp. Fourth Estate. £12.99.</w:t>
-      </w:r>
-      <w:r>
-        <w:br/>
-      </w:r>
-      <w:r>
-        <w:t xml:space="preserve">978 0 00 722969 7&lt;/details&gt;</w:t>
+        <w:t xml:space="preserve">405pp. Fourth Estate. £12.99.&lt;/details&gt;</w:t>
       </w:r>
     </w:p>
     <w:p>

--- a/content-src/docx/R TLS 2007 02 09 Nick Cohen.docx
+++ b/content-src/docx/R TLS 2007 02 09 Nick Cohen.docx
@@ -4,7 +4,7 @@
   <w:body>
     <w:p>
       <w:r>
-        <w:t xml:space="preserve">&lt;headline&gt;Give War a Chance?&lt;/headline&gt;</w:t>
+        <w:t xml:space="preserve">&lt;headline&gt;Give war a chance?&lt;/headline&gt;</w:t>
       </w:r>
     </w:p>
     <w:p>
